--- a/03-例会汇报/董事长例会/会议纪要/20260831-20260906/20260831-20260906-董事长例会纪要-完整版（群发）.docx
+++ b/03-例会汇报/董事长例会/会议纪要/20260831-20260906/20260831-20260906-董事长例会纪要-完整版（群发）.docx
@@ -358,7 +358,7 @@
           <w:sz w:val="28"/>
           <w:szCs w:val="28"/>
         </w:rPr>
-        <w:t xml:space="preserve">三、重点工作时间节点（9.1—9.7 重点工作计划）</w:t>
+        <w:t xml:space="preserve">三、重点工作时间节点</w:t>
       </w:r>
     </w:p>
     <w:tbl>

--- a/03-例会汇报/董事长例会/会议纪要/20260831-20260906/20260831-20260906-董事长例会纪要-完整版（群发）.docx
+++ b/03-例会汇报/董事长例会/会议纪要/20260831-20260906/20260831-20260906-董事长例会纪要-完整版（群发）.docx
@@ -795,7 +795,7 @@
                 <w:sz w:val="20"/>
                 <w:szCs w:val="20"/>
               </w:rPr>
-              <w:t xml:space="preserve">污泥脱水间设备基础制作；纸卷输送廊桥</w:t>
+              <w:t xml:space="preserve">污泥脱水间设备基础制作；纸卷输送廊桥；输煤栈桥 3#2# 段钢构安装</w:t>
             </w:r>
           </w:p>
         </w:tc>
@@ -1335,7 +1335,7 @@
                 <w:sz w:val="20"/>
                 <w:szCs w:val="20"/>
               </w:rPr>
-              <w:t xml:space="preserve">化水车间土建收尾、二次风机基础、制浆车间管架及电缆桥架安装、污泥脱水间单体设备安装、高低压柜安装的调整节点</w:t>
+              <w:t xml:space="preserve">化水车间土建收尾、二次风机基础、5600 外联管道制作安装、复卷机安装、制浆车间管架及电缆桥架安装、污泥脱水间单体设备安装、高低压柜安装的调整节点</w:t>
             </w:r>
           </w:p>
         </w:tc>
@@ -1386,7 +1386,7 @@
           <w:sz w:val="24"/>
           <w:szCs w:val="24"/>
         </w:rPr>
-        <w:t xml:space="preserve">• 跟进碎解车间及相关土建进度恢复；</w:t>
+        <w:t xml:space="preserve">• 推进 2 号库施工计划及成品磅房建设、施工道路与生产项目并行使用、大门设计建设、临建区方案、五金库动工准备和一期验收/二期许可等项目规划事项；</w:t>
       </w:r>
     </w:p>
     <w:p>
@@ -1401,7 +1401,7 @@
           <w:sz w:val="24"/>
           <w:szCs w:val="24"/>
         </w:rPr>
-        <w:t xml:space="preserve">• 开展已订购及预付款设备生产进度现场考察；</w:t>
+        <w:t xml:space="preserve">• 跟踪废纸库（一）、洗水线施工队合同确定及采购清单供货时间；</w:t>
       </w:r>
     </w:p>
     <w:p>
@@ -1416,7 +1416,7 @@
           <w:sz w:val="24"/>
           <w:szCs w:val="24"/>
         </w:rPr>
-        <w:t xml:space="preserve">• 完善锅炉拆除期间资产防护，以及老厂资产清查、销售和计价安排；</w:t>
+        <w:t xml:space="preserve">• 做好生产类物资准备、非标及安装材料衔接、领用料与划区管理，统筹库房和煤棚地面硬化后的物资存放；</w:t>
       </w:r>
     </w:p>
     <w:p>
@@ -1431,22 +1431,7 @@
           <w:sz w:val="24"/>
           <w:szCs w:val="24"/>
         </w:rPr>
-        <w:t xml:space="preserve">• 统筹销售人员、运费、业务、库存和渠道工作；</w:t>
-      </w:r>
-    </w:p>
-    <w:p>
-      <w:pPr>
-        <w:spacing w:after="60" w:line="320"/>
-        <w:ind w:left="420" w:hanging="210"/>
-        <w:jc w:val="both"/>
-      </w:pPr>
-      <w:r>
-        <w:rPr>
-          <w:rFonts w:ascii="仿宋" w:cs="仿宋" w:eastAsia="仿宋" w:hAnsi="仿宋"/>
-          <w:sz w:val="24"/>
-          <w:szCs w:val="24"/>
-        </w:rPr>
-        <w:t xml:space="preserve">• 持续完善各专业计划并做好与土建计划的衔接。</w:t>
+        <w:t xml:space="preserve">• 跟进公司组织架构、安保消防、全员安全、工程人员分工、现场垃圾清运、物流装卸和销售方案、废纸收购存放、设备保护及废旧报废物资处置等管理事项。</w:t>
       </w:r>
     </w:p>
     <w:p>

--- a/03-例会汇报/董事长例会/会议纪要/20260831-20260906/20260831-20260906-董事长例会纪要-完整版（群发）.docx
+++ b/03-例会汇报/董事长例会/会议纪要/20260831-20260906/20260831-20260906-董事长例会纪要-完整版（群发）.docx
@@ -1431,7 +1431,7 @@
           <w:sz w:val="24"/>
           <w:szCs w:val="24"/>
         </w:rPr>
-        <w:t xml:space="preserve">• 跟进公司组织架构、安保消防、全员安全、工程人员分工、现场垃圾清运、物流装卸和销售方案、废纸收购存放、设备保护及废旧报废物资处置等管理事项。</w:t>
+        <w:t xml:space="preserve">• 跟进公司组织架构、安保消防、全员安全、工程人员分工、现场垃圾清运、物流装卸和销售方案、废纸收购存放、员工制度与专业培训、设备调试前保险购置等管理事项。</w:t>
       </w:r>
     </w:p>
     <w:p>
